--- a/benchmarking/benchmarking.docx
+++ b/benchmarking/benchmarking.docx
@@ -26,7 +26,19 @@
         <w:spacing w:after="80"/>
       </w:pPr>
       <w:r>
-        <w:t>This script runs repeatable search tests against your application and compares two engines, lucene and mariadb-fts, across a fixed set of query scenarios.</w:t>
+        <w:t xml:space="preserve">This script runs repeatable search tests against your application and compares </w:t>
+      </w:r>
+      <w:r>
+        <w:t>three</w:t>
+      </w:r>
+      <w:r>
+        <w:t xml:space="preserve"> engines, lucene mariadb-fts</w:t>
+      </w:r>
+      <w:r>
+        <w:t xml:space="preserve"> and Open Search</w:t>
+      </w:r>
+      <w:r>
+        <w:t>, across a fixed set of query scenarios.</w:t>
       </w:r>
     </w:p>
     <w:p>
@@ -60,7 +72,13 @@
         <w:t>For each scenario and for each engine</w:t>
       </w:r>
       <w:r>
-        <w:t>(Lucene vs Maria DB FTS)</w:t>
+        <w:t>(Lucene vs Maria DB FTS</w:t>
+      </w:r>
+      <w:r>
+        <w:t xml:space="preserve"> vs Open Search</w:t>
+      </w:r>
+      <w:r>
+        <w:t>)</w:t>
       </w:r>
       <w:r>
         <w:t>, it performs warmup calls (default: 5) to reduce JVM and cache startup effects.</w:t>
@@ -266,6 +284,9 @@
         <w:ind w:left="360" w:hanging="360"/>
       </w:pPr>
       <w:r>
+        <w:rPr>
+          <w:noProof/>
+        </w:rPr>
         <w:lastRenderedPageBreak/>
         <w:drawing>
           <wp:inline distT="0" distB="0" distL="0" distR="0" wp14:anchorId="1DF55FDC" wp14:editId="696B4480">
@@ -292,6 +313,65 @@
                     <a:xfrm>
                       <a:off x="0" y="0"/>
                       <a:ext cx="5685013" cy="2385267"/>
+                    </a:xfrm>
+                    <a:prstGeom prst="rect">
+                      <a:avLst/>
+                    </a:prstGeom>
+                  </pic:spPr>
+                </pic:pic>
+              </a:graphicData>
+            </a:graphic>
+          </wp:inline>
+        </w:drawing>
+      </w:r>
+    </w:p>
+    <w:p>
+      <w:pPr>
+        <w:pStyle w:val="ListBullet"/>
+        <w:numPr>
+          <w:ilvl w:val="0"/>
+          <w:numId w:val="0"/>
+        </w:numPr>
+        <w:spacing w:after="40"/>
+        <w:ind w:left="360" w:hanging="360"/>
+      </w:pPr>
+    </w:p>
+    <w:p>
+      <w:pPr>
+        <w:pStyle w:val="ListBullet"/>
+        <w:numPr>
+          <w:ilvl w:val="0"/>
+          <w:numId w:val="0"/>
+        </w:numPr>
+        <w:spacing w:after="40"/>
+        <w:ind w:left="360" w:hanging="360"/>
+      </w:pPr>
+      <w:r>
+        <w:drawing>
+          <wp:inline distT="0" distB="0" distL="0" distR="0" wp14:anchorId="461C66D7" wp14:editId="4AA21993">
+            <wp:extent cx="5951736" cy="2606266"/>
+            <wp:effectExtent l="0" t="0" r="0" b="3810"/>
+            <wp:docPr id="451819917" name="Picture 1"/>
+            <wp:cNvGraphicFramePr>
+              <a:graphicFrameLocks xmlns:a="http://schemas.openxmlformats.org/drawingml/2006/main" noChangeAspect="1"/>
+            </wp:cNvGraphicFramePr>
+            <a:graphic xmlns:a="http://schemas.openxmlformats.org/drawingml/2006/main">
+              <a:graphicData uri="http://schemas.openxmlformats.org/drawingml/2006/picture">
+                <pic:pic xmlns:pic="http://schemas.openxmlformats.org/drawingml/2006/picture">
+                  <pic:nvPicPr>
+                    <pic:cNvPr id="451819917" name=""/>
+                    <pic:cNvPicPr/>
+                  </pic:nvPicPr>
+                  <pic:blipFill>
+                    <a:blip r:embed="rId7"/>
+                    <a:stretch>
+                      <a:fillRect/>
+                    </a:stretch>
+                  </pic:blipFill>
+                  <pic:spPr>
+                    <a:xfrm>
+                      <a:off x="0" y="0"/>
+                      <a:ext cx="5951736" cy="2606266"/>
                     </a:xfrm>
                     <a:prstGeom prst="rect">
                       <a:avLst/>
